--- a/ES/notes/Unit_1.docx
+++ b/ES/notes/Unit_1.docx
@@ -216,7 +216,7 @@
     <w:p>
       <w:r>
         <w:pict w14:anchorId="0AFE9A52">
-          <v:rect id="_x0000_i1049" style="width:0;height:1.5pt" o:hralign="center" o:hrstd="t" o:hr="t" fillcolor="#a0a0a0" stroked="f"/>
+          <v:rect id="_x0000_i1025" style="width:0;height:1.5pt" o:hralign="center" o:hrstd="t" o:hr="t" fillcolor="#a0a0a0" stroked="f"/>
         </w:pict>
       </w:r>
     </w:p>
@@ -412,7 +412,7 @@
     <w:p>
       <w:r>
         <w:pict w14:anchorId="6472EED0">
-          <v:rect id="_x0000_i1050" style="width:0;height:1.5pt" o:hralign="center" o:hrstd="t" o:hr="t" fillcolor="#a0a0a0" stroked="f"/>
+          <v:rect id="_x0000_i1026" style="width:0;height:1.5pt" o:hralign="center" o:hrstd="t" o:hr="t" fillcolor="#a0a0a0" stroked="f"/>
         </w:pict>
       </w:r>
     </w:p>
@@ -737,7 +737,7 @@
     <w:p>
       <w:r>
         <w:pict w14:anchorId="28409627">
-          <v:rect id="_x0000_i1051" style="width:0;height:1.5pt" o:hralign="center" o:hrstd="t" o:hr="t" fillcolor="#a0a0a0" stroked="f"/>
+          <v:rect id="_x0000_i1027" style="width:0;height:1.5pt" o:hralign="center" o:hrstd="t" o:hr="t" fillcolor="#a0a0a0" stroked="f"/>
         </w:pict>
       </w:r>
     </w:p>
@@ -1004,7 +1004,7 @@
     <w:p>
       <w:r>
         <w:pict w14:anchorId="50CD21EB">
-          <v:rect id="_x0000_i1052" style="width:0;height:1.5pt" o:hralign="center" o:hrstd="t" o:hr="t" fillcolor="#a0a0a0" stroked="f"/>
+          <v:rect id="_x0000_i1028" style="width:0;height:1.5pt" o:hralign="center" o:hrstd="t" o:hr="t" fillcolor="#a0a0a0" stroked="f"/>
         </w:pict>
       </w:r>
     </w:p>
@@ -1409,7 +1409,7 @@
     <w:p>
       <w:r>
         <w:pict w14:anchorId="6B0C8C4A">
-          <v:rect id="_x0000_i1099" style="width:0;height:1.5pt" o:hralign="center" o:hrstd="t" o:hr="t" fillcolor="#a0a0a0" stroked="f"/>
+          <v:rect id="_x0000_i1029" style="width:0;height:1.5pt" o:hralign="center" o:hrstd="t" o:hr="t" fillcolor="#a0a0a0" stroked="f"/>
         </w:pict>
       </w:r>
     </w:p>
@@ -1504,7 +1504,7 @@
     <w:p>
       <w:r>
         <w:pict w14:anchorId="5B6EDFE7">
-          <v:rect id="_x0000_i1100" style="width:0;height:1.5pt" o:hralign="center" o:hrstd="t" o:hr="t" fillcolor="#a0a0a0" stroked="f"/>
+          <v:rect id="_x0000_i1030" style="width:0;height:1.5pt" o:hralign="center" o:hrstd="t" o:hr="t" fillcolor="#a0a0a0" stroked="f"/>
         </w:pict>
       </w:r>
     </w:p>
@@ -1822,7 +1822,7 @@
     <w:p>
       <w:r>
         <w:pict w14:anchorId="479085D9">
-          <v:rect id="_x0000_i1101" style="width:0;height:1.5pt" o:hralign="center" o:hrstd="t" o:hr="t" fillcolor="#a0a0a0" stroked="f"/>
+          <v:rect id="_x0000_i1031" style="width:0;height:1.5pt" o:hralign="center" o:hrstd="t" o:hr="t" fillcolor="#a0a0a0" stroked="f"/>
         </w:pict>
       </w:r>
     </w:p>
@@ -2123,7 +2123,7 @@
     <w:p>
       <w:r>
         <w:pict w14:anchorId="0E6BA303">
-          <v:rect id="_x0000_i1102" style="width:0;height:1.5pt" o:hralign="center" o:hrstd="t" o:hr="t" fillcolor="#a0a0a0" stroked="f"/>
+          <v:rect id="_x0000_i1032" style="width:0;height:1.5pt" o:hralign="center" o:hrstd="t" o:hr="t" fillcolor="#a0a0a0" stroked="f"/>
         </w:pict>
       </w:r>
     </w:p>
@@ -2313,7 +2313,7 @@
     <w:p>
       <w:r>
         <w:pict w14:anchorId="52596103">
-          <v:rect id="_x0000_i1103" style="width:0;height:1.5pt" o:hralign="center" o:hrstd="t" o:hr="t" fillcolor="#a0a0a0" stroked="f"/>
+          <v:rect id="_x0000_i1033" style="width:0;height:1.5pt" o:hralign="center" o:hrstd="t" o:hr="t" fillcolor="#a0a0a0" stroked="f"/>
         </w:pict>
       </w:r>
     </w:p>
@@ -2478,7 +2478,7 @@
     <w:p>
       <w:r>
         <w:pict w14:anchorId="49EB8F66">
-          <v:rect id="_x0000_i1104" style="width:0;height:1.5pt" o:hralign="center" o:hrstd="t" o:hr="t" fillcolor="#a0a0a0" stroked="f"/>
+          <v:rect id="_x0000_i1034" style="width:0;height:1.5pt" o:hralign="center" o:hrstd="t" o:hr="t" fillcolor="#a0a0a0" stroked="f"/>
         </w:pict>
       </w:r>
     </w:p>
@@ -2658,7 +2658,7 @@
     <w:p>
       <w:r>
         <w:pict w14:anchorId="6CE917B1">
-          <v:rect id="_x0000_i1105" style="width:0;height:1.5pt" o:hralign="center" o:hrstd="t" o:hr="t" fillcolor="#a0a0a0" stroked="f"/>
+          <v:rect id="_x0000_i1035" style="width:0;height:1.5pt" o:hralign="center" o:hrstd="t" o:hr="t" fillcolor="#a0a0a0" stroked="f"/>
         </w:pict>
       </w:r>
     </w:p>
@@ -3038,7 +3038,7 @@
     <w:p>
       <w:r>
         <w:pict w14:anchorId="25B7A0FC">
-          <v:rect id="_x0000_i1137" style="width:0;height:1.5pt" o:hralign="center" o:hrstd="t" o:hr="t" fillcolor="#a0a0a0" stroked="f"/>
+          <v:rect id="_x0000_i1036" style="width:0;height:1.5pt" o:hralign="center" o:hrstd="t" o:hr="t" fillcolor="#a0a0a0" stroked="f"/>
         </w:pict>
       </w:r>
     </w:p>
@@ -3190,7 +3190,7 @@
     <w:p>
       <w:r>
         <w:pict w14:anchorId="10A7B7C5">
-          <v:rect id="_x0000_i1138" style="width:0;height:1.5pt" o:hralign="center" o:hrstd="t" o:hr="t" fillcolor="#a0a0a0" stroked="f"/>
+          <v:rect id="_x0000_i1037" style="width:0;height:1.5pt" o:hralign="center" o:hrstd="t" o:hr="t" fillcolor="#a0a0a0" stroked="f"/>
         </w:pict>
       </w:r>
     </w:p>
@@ -3432,7 +3432,7 @@
     <w:p>
       <w:r>
         <w:pict w14:anchorId="0D41BA57">
-          <v:rect id="_x0000_i1139" style="width:0;height:1.5pt" o:hralign="center" o:hrstd="t" o:hr="t" fillcolor="#a0a0a0" stroked="f"/>
+          <v:rect id="_x0000_i1038" style="width:0;height:1.5pt" o:hralign="center" o:hrstd="t" o:hr="t" fillcolor="#a0a0a0" stroked="f"/>
         </w:pict>
       </w:r>
     </w:p>
@@ -3665,7 +3665,7 @@
     <w:p>
       <w:r>
         <w:pict w14:anchorId="2D9650CE">
-          <v:rect id="_x0000_i1140" style="width:0;height:1.5pt" o:hralign="center" o:hrstd="t" o:hr="t" fillcolor="#a0a0a0" stroked="f"/>
+          <v:rect id="_x0000_i1039" style="width:0;height:1.5pt" o:hralign="center" o:hrstd="t" o:hr="t" fillcolor="#a0a0a0" stroked="f"/>
         </w:pict>
       </w:r>
     </w:p>
@@ -3862,7 +3862,7 @@
     <w:p>
       <w:r>
         <w:pict w14:anchorId="468ED7CC">
-          <v:rect id="_x0000_i1181" style="width:0;height:1.5pt" o:hralign="center" o:hrstd="t" o:hr="t" fillcolor="#a0a0a0" stroked="f"/>
+          <v:rect id="_x0000_i1040" style="width:0;height:1.5pt" o:hralign="center" o:hrstd="t" o:hr="t" fillcolor="#a0a0a0" stroked="f"/>
         </w:pict>
       </w:r>
     </w:p>
@@ -4062,7 +4062,7 @@
     <w:p>
       <w:r>
         <w:pict w14:anchorId="70F999FA">
-          <v:rect id="_x0000_i1182" style="width:0;height:1.5pt" o:hralign="center" o:hrstd="t" o:hr="t" fillcolor="#a0a0a0" stroked="f"/>
+          <v:rect id="_x0000_i1041" style="width:0;height:1.5pt" o:hralign="center" o:hrstd="t" o:hr="t" fillcolor="#a0a0a0" stroked="f"/>
         </w:pict>
       </w:r>
     </w:p>
@@ -4221,7 +4221,7 @@
     <w:p>
       <w:r>
         <w:pict w14:anchorId="3295091A">
-          <v:rect id="_x0000_i1183" style="width:0;height:1.5pt" o:hralign="center" o:hrstd="t" o:hr="t" fillcolor="#a0a0a0" stroked="f"/>
+          <v:rect id="_x0000_i1042" style="width:0;height:1.5pt" o:hralign="center" o:hrstd="t" o:hr="t" fillcolor="#a0a0a0" stroked="f"/>
         </w:pict>
       </w:r>
     </w:p>
@@ -4371,7 +4371,7 @@
     <w:p>
       <w:r>
         <w:pict w14:anchorId="1A8AF8E6">
-          <v:rect id="_x0000_i1184" style="width:0;height:1.5pt" o:hralign="center" o:hrstd="t" o:hr="t" fillcolor="#a0a0a0" stroked="f"/>
+          <v:rect id="_x0000_i1043" style="width:0;height:1.5pt" o:hralign="center" o:hrstd="t" o:hr="t" fillcolor="#a0a0a0" stroked="f"/>
         </w:pict>
       </w:r>
     </w:p>
@@ -4530,7 +4530,7 @@
     <w:p>
       <w:r>
         <w:pict w14:anchorId="607B49D9">
-          <v:rect id="_x0000_i1185" style="width:0;height:1.5pt" o:hralign="center" o:hrstd="t" o:hr="t" fillcolor="#a0a0a0" stroked="f"/>
+          <v:rect id="_x0000_i1044" style="width:0;height:1.5pt" o:hralign="center" o:hrstd="t" o:hr="t" fillcolor="#a0a0a0" stroked="f"/>
         </w:pict>
       </w:r>
     </w:p>
@@ -4612,7 +4612,7 @@
     <w:p>
       <w:r>
         <w:pict w14:anchorId="74CCEFCE">
-          <v:rect id="_x0000_i1186" style="width:0;height:1.5pt" o:hralign="center" o:hrstd="t" o:hr="t" fillcolor="#a0a0a0" stroked="f"/>
+          <v:rect id="_x0000_i1045" style="width:0;height:1.5pt" o:hralign="center" o:hrstd="t" o:hr="t" fillcolor="#a0a0a0" stroked="f"/>
         </w:pict>
       </w:r>
     </w:p>
@@ -4671,7 +4671,7 @@
     <w:p>
       <w:r>
         <w:pict w14:anchorId="07CCB102">
-          <v:rect id="_x0000_i1223" style="width:0;height:1.5pt" o:hralign="center" o:hrstd="t" o:hr="t" fillcolor="#a0a0a0" stroked="f"/>
+          <v:rect id="_x0000_i1046" style="width:0;height:1.5pt" o:hralign="center" o:hrstd="t" o:hr="t" fillcolor="#a0a0a0" stroked="f"/>
         </w:pict>
       </w:r>
     </w:p>
@@ -4762,7 +4762,7 @@
     <w:p>
       <w:r>
         <w:pict w14:anchorId="52AF566B">
-          <v:rect id="_x0000_i1224" style="width:0;height:1.5pt" o:hralign="center" o:hrstd="t" o:hr="t" fillcolor="#a0a0a0" stroked="f"/>
+          <v:rect id="_x0000_i1047" style="width:0;height:1.5pt" o:hralign="center" o:hrstd="t" o:hr="t" fillcolor="#a0a0a0" stroked="f"/>
         </w:pict>
       </w:r>
     </w:p>
@@ -4846,7 +4846,7 @@
     <w:p>
       <w:r>
         <w:pict w14:anchorId="2B9325A8">
-          <v:rect id="_x0000_i1225" style="width:0;height:1.5pt" o:hralign="center" o:hrstd="t" o:hr="t" fillcolor="#a0a0a0" stroked="f"/>
+          <v:rect id="_x0000_i1048" style="width:0;height:1.5pt" o:hralign="center" o:hrstd="t" o:hr="t" fillcolor="#a0a0a0" stroked="f"/>
         </w:pict>
       </w:r>
     </w:p>
@@ -4921,7 +4921,7 @@
     <w:p>
       <w:r>
         <w:pict w14:anchorId="47186F41">
-          <v:rect id="_x0000_i1226" style="width:0;height:1.5pt" o:hralign="center" o:hrstd="t" o:hr="t" fillcolor="#a0a0a0" stroked="f"/>
+          <v:rect id="_x0000_i1049" style="width:0;height:1.5pt" o:hralign="center" o:hrstd="t" o:hr="t" fillcolor="#a0a0a0" stroked="f"/>
         </w:pict>
       </w:r>
     </w:p>
@@ -4996,7 +4996,7 @@
     <w:p>
       <w:r>
         <w:pict w14:anchorId="0F70E68F">
-          <v:rect id="_x0000_i1227" style="width:0;height:1.5pt" o:hralign="center" o:hrstd="t" o:hr="t" fillcolor="#a0a0a0" stroked="f"/>
+          <v:rect id="_x0000_i1050" style="width:0;height:1.5pt" o:hralign="center" o:hrstd="t" o:hr="t" fillcolor="#a0a0a0" stroked="f"/>
         </w:pict>
       </w:r>
     </w:p>
@@ -5141,7 +5141,7 @@
     <w:p>
       <w:r>
         <w:pict w14:anchorId="30A164A5">
-          <v:rect id="_x0000_i1269" style="width:0;height:1.5pt" o:hralign="center" o:hrstd="t" o:hr="t" fillcolor="#a0a0a0" stroked="f"/>
+          <v:rect id="_x0000_i1051" style="width:0;height:1.5pt" o:hralign="center" o:hrstd="t" o:hr="t" fillcolor="#a0a0a0" stroked="f"/>
         </w:pict>
       </w:r>
     </w:p>
@@ -5295,7 +5295,7 @@
     <w:p>
       <w:r>
         <w:pict w14:anchorId="3A9EDFFD">
-          <v:rect id="_x0000_i1270" style="width:0;height:1.5pt" o:hralign="center" o:hrstd="t" o:hr="t" fillcolor="#a0a0a0" stroked="f"/>
+          <v:rect id="_x0000_i1052" style="width:0;height:1.5pt" o:hralign="center" o:hrstd="t" o:hr="t" fillcolor="#a0a0a0" stroked="f"/>
         </w:pict>
       </w:r>
     </w:p>
@@ -5397,7 +5397,7 @@
     <w:p>
       <w:r>
         <w:pict w14:anchorId="7C03C2C6">
-          <v:rect id="_x0000_i1271" style="width:0;height:1.5pt" o:hralign="center" o:hrstd="t" o:hr="t" fillcolor="#a0a0a0" stroked="f"/>
+          <v:rect id="_x0000_i1053" style="width:0;height:1.5pt" o:hralign="center" o:hrstd="t" o:hr="t" fillcolor="#a0a0a0" stroked="f"/>
         </w:pict>
       </w:r>
     </w:p>
@@ -5487,7 +5487,7 @@
     <w:p>
       <w:r>
         <w:pict w14:anchorId="37542C47">
-          <v:rect id="_x0000_i1272" style="width:0;height:1.5pt" o:hralign="center" o:hrstd="t" o:hr="t" fillcolor="#a0a0a0" stroked="f"/>
+          <v:rect id="_x0000_i1054" style="width:0;height:1.5pt" o:hralign="center" o:hrstd="t" o:hr="t" fillcolor="#a0a0a0" stroked="f"/>
         </w:pict>
       </w:r>
     </w:p>
@@ -5577,7 +5577,7 @@
     <w:p>
       <w:r>
         <w:pict w14:anchorId="33336D7F">
-          <v:rect id="_x0000_i1273" style="width:0;height:1.5pt" o:hralign="center" o:hrstd="t" o:hr="t" fillcolor="#a0a0a0" stroked="f"/>
+          <v:rect id="_x0000_i1055" style="width:0;height:1.5pt" o:hralign="center" o:hrstd="t" o:hr="t" fillcolor="#a0a0a0" stroked="f"/>
         </w:pict>
       </w:r>
     </w:p>
@@ -5668,7 +5668,7 @@
     <w:p>
       <w:r>
         <w:pict w14:anchorId="56FC6279">
-          <v:rect id="_x0000_i1274" style="width:0;height:1.5pt" o:hralign="center" o:hrstd="t" o:hr="t" fillcolor="#a0a0a0" stroked="f"/>
+          <v:rect id="_x0000_i1056" style="width:0;height:1.5pt" o:hralign="center" o:hrstd="t" o:hr="t" fillcolor="#a0a0a0" stroked="f"/>
         </w:pict>
       </w:r>
     </w:p>
@@ -5726,7 +5726,7 @@
     <w:p>
       <w:r>
         <w:pict w14:anchorId="528C4235">
-          <v:rect id="_x0000_i1317" style="width:0;height:1.5pt" o:hralign="center" o:hrstd="t" o:hr="t" fillcolor="#a0a0a0" stroked="f"/>
+          <v:rect id="_x0000_i1057" style="width:0;height:1.5pt" o:hralign="center" o:hrstd="t" o:hr="t" fillcolor="#a0a0a0" stroked="f"/>
         </w:pict>
       </w:r>
     </w:p>
@@ -5819,7 +5819,7 @@
     <w:p>
       <w:r>
         <w:pict w14:anchorId="69D4DFFD">
-          <v:rect id="_x0000_i1318" style="width:0;height:1.5pt" o:hralign="center" o:hrstd="t" o:hr="t" fillcolor="#a0a0a0" stroked="f"/>
+          <v:rect id="_x0000_i1058" style="width:0;height:1.5pt" o:hralign="center" o:hrstd="t" o:hr="t" fillcolor="#a0a0a0" stroked="f"/>
         </w:pict>
       </w:r>
     </w:p>
@@ -5894,7 +5894,7 @@
     <w:p>
       <w:r>
         <w:pict w14:anchorId="26A1ECF7">
-          <v:rect id="_x0000_i1319" style="width:0;height:1.5pt" o:hralign="center" o:hrstd="t" o:hr="t" fillcolor="#a0a0a0" stroked="f"/>
+          <v:rect id="_x0000_i1059" style="width:0;height:1.5pt" o:hralign="center" o:hrstd="t" o:hr="t" fillcolor="#a0a0a0" stroked="f"/>
         </w:pict>
       </w:r>
     </w:p>
@@ -5968,7 +5968,7 @@
     <w:p>
       <w:r>
         <w:pict w14:anchorId="2D0C8378">
-          <v:rect id="_x0000_i1320" style="width:0;height:1.5pt" o:hralign="center" o:hrstd="t" o:hr="t" fillcolor="#a0a0a0" stroked="f"/>
+          <v:rect id="_x0000_i1060" style="width:0;height:1.5pt" o:hralign="center" o:hrstd="t" o:hr="t" fillcolor="#a0a0a0" stroked="f"/>
         </w:pict>
       </w:r>
     </w:p>
@@ -6049,7 +6049,7 @@
     <w:p>
       <w:r>
         <w:pict w14:anchorId="541C4DDC">
-          <v:rect id="_x0000_i1321" style="width:0;height:1.5pt" o:hralign="center" o:hrstd="t" o:hr="t" fillcolor="#a0a0a0" stroked="f"/>
+          <v:rect id="_x0000_i1061" style="width:0;height:1.5pt" o:hralign="center" o:hrstd="t" o:hr="t" fillcolor="#a0a0a0" stroked="f"/>
         </w:pict>
       </w:r>
     </w:p>
@@ -6095,7 +6095,7 @@
     <w:p>
       <w:r>
         <w:pict w14:anchorId="5CE3E4C2">
-          <v:rect id="_x0000_i1322" style="width:0;height:1.5pt" o:hralign="center" o:hrstd="t" o:hr="t" fillcolor="#a0a0a0" stroked="f"/>
+          <v:rect id="_x0000_i1062" style="width:0;height:1.5pt" o:hralign="center" o:hrstd="t" o:hr="t" fillcolor="#a0a0a0" stroked="f"/>
         </w:pict>
       </w:r>
     </w:p>
@@ -6351,7 +6351,7 @@
     <w:p>
       <w:r>
         <w:pict w14:anchorId="5A81BA49">
-          <v:rect id="_x0000_i1347" style="width:0;height:1.5pt" o:hralign="center" o:hrstd="t" o:hr="t" fillcolor="#a0a0a0" stroked="f"/>
+          <v:rect id="_x0000_i1063" style="width:0;height:1.5pt" o:hralign="center" o:hrstd="t" o:hr="t" fillcolor="#a0a0a0" stroked="f"/>
         </w:pict>
       </w:r>
     </w:p>
@@ -6414,23 +6414,7 @@
           <w:b/>
           <w:bCs/>
         </w:rPr>
-        <w:t xml:space="preserve">gradual destruction or </w:t>
-      </w:r>
-      <w:proofErr w:type="gramStart"/>
-      <w:r>
-        <w:rPr>
-          <w:b/>
-          <w:bCs/>
-        </w:rPr>
-        <w:t>decline</w:t>
-      </w:r>
-      <w:proofErr w:type="gramEnd"/>
-      <w:r>
-        <w:rPr>
-          <w:b/>
-          <w:bCs/>
-        </w:rPr>
-        <w:t xml:space="preserve"> of the natural environment</w:t>
+        <w:t>gradual destruction or decline of the natural environment</w:t>
       </w:r>
       <w:r>
         <w:t xml:space="preserve"> due to human actions.</w:t>
@@ -6439,7 +6423,7 @@
     <w:p>
       <w:r>
         <w:pict w14:anchorId="3DD47529">
-          <v:rect id="_x0000_i1348" style="width:0;height:1.5pt" o:hralign="center" o:hrstd="t" o:hr="t" fillcolor="#a0a0a0" stroked="f"/>
+          <v:rect id="_x0000_i1064" style="width:0;height:1.5pt" o:hralign="center" o:hrstd="t" o:hr="t" fillcolor="#a0a0a0" stroked="f"/>
         </w:pict>
       </w:r>
     </w:p>
@@ -6546,7 +6530,7 @@
     <w:p>
       <w:r>
         <w:pict w14:anchorId="1A9F7C4A">
-          <v:rect id="_x0000_i1349" style="width:0;height:1.5pt" o:hralign="center" o:hrstd="t" o:hr="t" fillcolor="#a0a0a0" stroked="f"/>
+          <v:rect id="_x0000_i1065" style="width:0;height:1.5pt" o:hralign="center" o:hrstd="t" o:hr="t" fillcolor="#a0a0a0" stroked="f"/>
         </w:pict>
       </w:r>
     </w:p>
@@ -6645,7 +6629,7 @@
     <w:p>
       <w:r>
         <w:pict w14:anchorId="416CAC74">
-          <v:rect id="_x0000_i1383" style="width:0;height:1.5pt" o:hralign="center" o:hrstd="t" o:hr="t" fillcolor="#a0a0a0" stroked="f"/>
+          <v:rect id="_x0000_i1066" style="width:0;height:1.5pt" o:hralign="center" o:hrstd="t" o:hr="t" fillcolor="#a0a0a0" stroked="f"/>
         </w:pict>
       </w:r>
     </w:p>
@@ -6788,7 +6772,7 @@
     <w:p>
       <w:r>
         <w:pict w14:anchorId="0120A6E6">
-          <v:rect id="_x0000_i1384" style="width:0;height:1.5pt" o:hralign="center" o:hrstd="t" o:hr="t" fillcolor="#a0a0a0" stroked="f"/>
+          <v:rect id="_x0000_i1067" style="width:0;height:1.5pt" o:hralign="center" o:hrstd="t" o:hr="t" fillcolor="#a0a0a0" stroked="f"/>
         </w:pict>
       </w:r>
     </w:p>
@@ -6936,7 +6920,7 @@
     <w:p>
       <w:r>
         <w:pict w14:anchorId="5CAF8757">
-          <v:rect id="_x0000_i1385" style="width:0;height:1.5pt" o:hralign="center" o:hrstd="t" o:hr="t" fillcolor="#a0a0a0" stroked="f"/>
+          <v:rect id="_x0000_i1068" style="width:0;height:1.5pt" o:hralign="center" o:hrstd="t" o:hr="t" fillcolor="#a0a0a0" stroked="f"/>
         </w:pict>
       </w:r>
     </w:p>
@@ -7090,7 +7074,7 @@
     <w:p>
       <w:r>
         <w:pict w14:anchorId="54E800E1">
-          <v:rect id="_x0000_i1386" style="width:0;height:1.5pt" o:hralign="center" o:hrstd="t" o:hr="t" fillcolor="#a0a0a0" stroked="f"/>
+          <v:rect id="_x0000_i1069" style="width:0;height:1.5pt" o:hralign="center" o:hrstd="t" o:hr="t" fillcolor="#a0a0a0" stroked="f"/>
         </w:pict>
       </w:r>
     </w:p>
@@ -7226,7 +7210,7 @@
     <w:p>
       <w:r>
         <w:pict w14:anchorId="637688BC">
-          <v:rect id="_x0000_i1387" style="width:0;height:1.5pt" o:hralign="center" o:hrstd="t" o:hr="t" fillcolor="#a0a0a0" stroked="f"/>
+          <v:rect id="_x0000_i1070" style="width:0;height:1.5pt" o:hralign="center" o:hrstd="t" o:hr="t" fillcolor="#a0a0a0" stroked="f"/>
         </w:pict>
       </w:r>
     </w:p>
@@ -7406,7 +7390,7 @@
     <w:p>
       <w:r>
         <w:pict w14:anchorId="5541107A">
-          <v:rect id="_x0000_i1423" style="width:0;height:1.5pt" o:hralign="center" o:hrstd="t" o:hr="t" fillcolor="#a0a0a0" stroked="f"/>
+          <v:rect id="_x0000_i1071" style="width:0;height:1.5pt" o:hralign="center" o:hrstd="t" o:hr="t" fillcolor="#a0a0a0" stroked="f"/>
         </w:pict>
       </w:r>
     </w:p>
@@ -7547,7 +7531,7 @@
     <w:p>
       <w:r>
         <w:pict w14:anchorId="3C22014C">
-          <v:rect id="_x0000_i1424" style="width:0;height:1.5pt" o:hralign="center" o:hrstd="t" o:hr="t" fillcolor="#a0a0a0" stroked="f"/>
+          <v:rect id="_x0000_i1072" style="width:0;height:1.5pt" o:hralign="center" o:hrstd="t" o:hr="t" fillcolor="#a0a0a0" stroked="f"/>
         </w:pict>
       </w:r>
     </w:p>
@@ -7716,7 +7700,7 @@
       <w:r>
         <w:lastRenderedPageBreak/>
         <w:pict w14:anchorId="7F988670">
-          <v:rect id="_x0000_i1425" style="width:0;height:1.5pt" o:hralign="center" o:hrstd="t" o:hr="t" fillcolor="#a0a0a0" stroked="f"/>
+          <v:rect id="_x0000_i1073" style="width:0;height:1.5pt" o:hralign="center" o:hrstd="t" o:hr="t" fillcolor="#a0a0a0" stroked="f"/>
         </w:pict>
       </w:r>
     </w:p>
@@ -7894,7 +7878,7 @@
     <w:p>
       <w:r>
         <w:pict w14:anchorId="196A81FB">
-          <v:rect id="_x0000_i1426" style="width:0;height:1.5pt" o:hralign="center" o:hrstd="t" o:hr="t" fillcolor="#a0a0a0" stroked="f"/>
+          <v:rect id="_x0000_i1074" style="width:0;height:1.5pt" o:hralign="center" o:hrstd="t" o:hr="t" fillcolor="#a0a0a0" stroked="f"/>
         </w:pict>
       </w:r>
     </w:p>
@@ -8051,7 +8035,7 @@
     <w:p>
       <w:r>
         <w:pict w14:anchorId="26094770">
-          <v:rect id="_x0000_i1427" style="width:0;height:1.5pt" o:hralign="center" o:hrstd="t" o:hr="t" fillcolor="#a0a0a0" stroked="f"/>
+          <v:rect id="_x0000_i1075" style="width:0;height:1.5pt" o:hralign="center" o:hrstd="t" o:hr="t" fillcolor="#a0a0a0" stroked="f"/>
         </w:pict>
       </w:r>
     </w:p>
@@ -8234,7 +8218,7 @@
     <w:p>
       <w:r>
         <w:pict w14:anchorId="08FFDAC3">
-          <v:rect id="_x0000_i1457" style="width:0;height:1.5pt" o:hralign="center" o:hrstd="t" o:hr="t" fillcolor="#a0a0a0" stroked="f"/>
+          <v:rect id="_x0000_i1076" style="width:0;height:1.5pt" o:hralign="center" o:hrstd="t" o:hr="t" fillcolor="#a0a0a0" stroked="f"/>
         </w:pict>
       </w:r>
     </w:p>
@@ -8402,7 +8386,7 @@
     <w:p>
       <w:r>
         <w:pict w14:anchorId="5A782D00">
-          <v:rect id="_x0000_i1458" style="width:0;height:1.5pt" o:hralign="center" o:hrstd="t" o:hr="t" fillcolor="#a0a0a0" stroked="f"/>
+          <v:rect id="_x0000_i1077" style="width:0;height:1.5pt" o:hralign="center" o:hrstd="t" o:hr="t" fillcolor="#a0a0a0" stroked="f"/>
         </w:pict>
       </w:r>
     </w:p>
@@ -8546,7 +8530,7 @@
     <w:p>
       <w:r>
         <w:pict w14:anchorId="4F6341C0">
-          <v:rect id="_x0000_i1459" style="width:0;height:1.5pt" o:hralign="center" o:hrstd="t" o:hr="t" fillcolor="#a0a0a0" stroked="f"/>
+          <v:rect id="_x0000_i1078" style="width:0;height:1.5pt" o:hralign="center" o:hrstd="t" o:hr="t" fillcolor="#a0a0a0" stroked="f"/>
         </w:pict>
       </w:r>
     </w:p>
@@ -8689,7 +8673,7 @@
     <w:p>
       <w:r>
         <w:pict w14:anchorId="2DDE3A0B">
-          <v:rect id="_x0000_i1460" style="width:0;height:1.5pt" o:hralign="center" o:hrstd="t" o:hr="t" fillcolor="#a0a0a0" stroked="f"/>
+          <v:rect id="_x0000_i1079" style="width:0;height:1.5pt" o:hralign="center" o:hrstd="t" o:hr="t" fillcolor="#a0a0a0" stroked="f"/>
         </w:pict>
       </w:r>
     </w:p>
@@ -8736,7 +8720,7 @@
     <w:p>
       <w:r>
         <w:pict w14:anchorId="4F7205A8">
-          <v:rect id="_x0000_i1519" style="width:0;height:1.5pt" o:hralign="center" o:hrstd="t" o:hr="t" fillcolor="#a0a0a0" stroked="f"/>
+          <v:rect id="_x0000_i1080" style="width:0;height:1.5pt" o:hralign="center" o:hrstd="t" o:hr="t" fillcolor="#a0a0a0" stroked="f"/>
         </w:pict>
       </w:r>
     </w:p>
@@ -8907,7 +8891,21 @@
           <w:b/>
           <w:bCs/>
         </w:rPr>
-        <w:t>sulfur</w:t>
+        <w:t>sul</w:t>
+      </w:r>
+      <w:r>
+        <w:rPr>
+          <w:b/>
+          <w:bCs/>
+        </w:rPr>
+        <w:t>w</w:t>
+      </w:r>
+      <w:r>
+        <w:rPr>
+          <w:b/>
+          <w:bCs/>
+        </w:rPr>
+        <w:t>fur</w:t>
       </w:r>
       <w:proofErr w:type="spellEnd"/>
       <w:r>
@@ -8924,7 +8922,7 @@
     <w:p>
       <w:r>
         <w:pict w14:anchorId="644FCDC1">
-          <v:rect id="_x0000_i1520" style="width:0;height:1.5pt" o:hralign="center" o:hrstd="t" o:hr="t" fillcolor="#a0a0a0" stroked="f"/>
+          <v:rect id="_x0000_i1081" style="width:0;height:1.5pt" o:hralign="center" o:hrstd="t" o:hr="t" fillcolor="#a0a0a0" stroked="f"/>
         </w:pict>
       </w:r>
     </w:p>
@@ -9099,7 +9097,7 @@
     <w:p>
       <w:r>
         <w:pict w14:anchorId="64954924">
-          <v:rect id="_x0000_i1521" style="width:0;height:1.5pt" o:hralign="center" o:hrstd="t" o:hr="t" fillcolor="#a0a0a0" stroked="f"/>
+          <v:rect id="_x0000_i1082" style="width:0;height:1.5pt" o:hralign="center" o:hrstd="t" o:hr="t" fillcolor="#a0a0a0" stroked="f"/>
         </w:pict>
       </w:r>
     </w:p>
@@ -9316,7 +9314,7 @@
     <w:p>
       <w:r>
         <w:pict w14:anchorId="7DF89C0E">
-          <v:rect id="_x0000_i1567" style="width:0;height:1.5pt" o:hralign="center" o:hrstd="t" o:hr="t" fillcolor="#a0a0a0" stroked="f"/>
+          <v:rect id="_x0000_i1083" style="width:0;height:1.5pt" o:hralign="center" o:hrstd="t" o:hr="t" fillcolor="#a0a0a0" stroked="f"/>
         </w:pict>
       </w:r>
     </w:p>
@@ -9451,7 +9449,7 @@
     <w:p>
       <w:r>
         <w:pict w14:anchorId="4587C9B6">
-          <v:rect id="_x0000_i1568" style="width:0;height:1.5pt" o:hralign="center" o:hrstd="t" o:hr="t" fillcolor="#a0a0a0" stroked="f"/>
+          <v:rect id="_x0000_i1084" style="width:0;height:1.5pt" o:hralign="center" o:hrstd="t" o:hr="t" fillcolor="#a0a0a0" stroked="f"/>
         </w:pict>
       </w:r>
     </w:p>
@@ -9566,7 +9564,7 @@
     <w:p>
       <w:r>
         <w:pict w14:anchorId="05521214">
-          <v:rect id="_x0000_i1569" style="width:0;height:1.5pt" o:hralign="center" o:hrstd="t" o:hr="t" fillcolor="#a0a0a0" stroked="f"/>
+          <v:rect id="_x0000_i1085" style="width:0;height:1.5pt" o:hralign="center" o:hrstd="t" o:hr="t" fillcolor="#a0a0a0" stroked="f"/>
         </w:pict>
       </w:r>
     </w:p>
@@ -9702,7 +9700,7 @@
     <w:p>
       <w:r>
         <w:pict w14:anchorId="388C3D44">
-          <v:rect id="_x0000_i1570" style="width:0;height:1.5pt" o:hralign="center" o:hrstd="t" o:hr="t" fillcolor="#a0a0a0" stroked="f"/>
+          <v:rect id="_x0000_i1086" style="width:0;height:1.5pt" o:hralign="center" o:hrstd="t" o:hr="t" fillcolor="#a0a0a0" stroked="f"/>
         </w:pict>
       </w:r>
     </w:p>
@@ -9750,7 +9748,7 @@
     <w:p>
       <w:r>
         <w:pict w14:anchorId="5077694A">
-          <v:rect id="_x0000_i1572" style="width:0;height:1.5pt" o:hralign="center" o:hrstd="t" o:hr="t" fillcolor="#a0a0a0" stroked="f"/>
+          <v:rect id="_x0000_i1087" style="width:0;height:1.5pt" o:hralign="center" o:hrstd="t" o:hr="t" fillcolor="#a0a0a0" stroked="f"/>
         </w:pict>
       </w:r>
     </w:p>
@@ -9840,7 +9838,7 @@
     <w:p>
       <w:r>
         <w:pict w14:anchorId="100F0CBC">
-          <v:rect id="_x0000_i1573" style="width:0;height:1.5pt" o:hralign="center" o:hrstd="t" o:hr="t" fillcolor="#a0a0a0" stroked="f"/>
+          <v:rect id="_x0000_i1088" style="width:0;height:1.5pt" o:hralign="center" o:hrstd="t" o:hr="t" fillcolor="#a0a0a0" stroked="f"/>
         </w:pict>
       </w:r>
     </w:p>
@@ -9952,7 +9950,7 @@
     <w:p>
       <w:r>
         <w:pict w14:anchorId="5F8B7C41">
-          <v:rect id="_x0000_i1595" style="width:0;height:1.5pt" o:hralign="center" o:hrstd="t" o:hr="t" fillcolor="#a0a0a0" stroked="f"/>
+          <v:rect id="_x0000_i1089" style="width:0;height:1.5pt" o:hralign="center" o:hrstd="t" o:hr="t" fillcolor="#a0a0a0" stroked="f"/>
         </w:pict>
       </w:r>
     </w:p>
@@ -10069,7 +10067,7 @@
     <w:p>
       <w:r>
         <w:pict w14:anchorId="052AA6E7">
-          <v:rect id="_x0000_i1596" style="width:0;height:1.5pt" o:hralign="center" o:hrstd="t" o:hr="t" fillcolor="#a0a0a0" stroked="f"/>
+          <v:rect id="_x0000_i1090" style="width:0;height:1.5pt" o:hralign="center" o:hrstd="t" o:hr="t" fillcolor="#a0a0a0" stroked="f"/>
         </w:pict>
       </w:r>
     </w:p>
@@ -10220,7 +10218,7 @@
     <w:p>
       <w:r>
         <w:pict w14:anchorId="625C282A">
-          <v:rect id="_x0000_i1647" style="width:0;height:1.5pt" o:hralign="center" o:hrstd="t" o:hr="t" fillcolor="#a0a0a0" stroked="f"/>
+          <v:rect id="_x0000_i1091" style="width:0;height:1.5pt" o:hralign="center" o:hrstd="t" o:hr="t" fillcolor="#a0a0a0" stroked="f"/>
         </w:pict>
       </w:r>
     </w:p>
@@ -10330,7 +10328,7 @@
     <w:p>
       <w:r>
         <w:pict w14:anchorId="047DCFCB">
-          <v:rect id="_x0000_i1648" style="width:0;height:1.5pt" o:hralign="center" o:hrstd="t" o:hr="t" fillcolor="#a0a0a0" stroked="f"/>
+          <v:rect id="_x0000_i1092" style="width:0;height:1.5pt" o:hralign="center" o:hrstd="t" o:hr="t" fillcolor="#a0a0a0" stroked="f"/>
         </w:pict>
       </w:r>
     </w:p>
@@ -10401,7 +10399,7 @@
     <w:p>
       <w:r>
         <w:pict w14:anchorId="69994DE0">
-          <v:rect id="_x0000_i1649" style="width:0;height:1.5pt" o:hralign="center" o:hrstd="t" o:hr="t" fillcolor="#a0a0a0" stroked="f"/>
+          <v:rect id="_x0000_i1093" style="width:0;height:1.5pt" o:hralign="center" o:hrstd="t" o:hr="t" fillcolor="#a0a0a0" stroked="f"/>
         </w:pict>
       </w:r>
     </w:p>
@@ -10481,7 +10479,7 @@
     <w:p>
       <w:r>
         <w:pict w14:anchorId="394D6DE1">
-          <v:rect id="_x0000_i1650" style="width:0;height:1.5pt" o:hralign="center" o:hrstd="t" o:hr="t" fillcolor="#a0a0a0" stroked="f"/>
+          <v:rect id="_x0000_i1094" style="width:0;height:1.5pt" o:hralign="center" o:hrstd="t" o:hr="t" fillcolor="#a0a0a0" stroked="f"/>
         </w:pict>
       </w:r>
     </w:p>
@@ -10518,7 +10516,7 @@
     <w:p>
       <w:r>
         <w:pict w14:anchorId="6A7D32F8">
-          <v:rect id="_x0000_i1651" style="width:0;height:1.5pt" o:hralign="center" o:hrstd="t" o:hr="t" fillcolor="#a0a0a0" stroked="f"/>
+          <v:rect id="_x0000_i1095" style="width:0;height:1.5pt" o:hralign="center" o:hrstd="t" o:hr="t" fillcolor="#a0a0a0" stroked="f"/>
         </w:pict>
       </w:r>
     </w:p>
@@ -10653,7 +10651,7 @@
     <w:p>
       <w:r>
         <w:pict w14:anchorId="601932F4">
-          <v:rect id="_x0000_i1652" style="width:0;height:1.5pt" o:hralign="center" o:hrstd="t" o:hr="t" fillcolor="#a0a0a0" stroked="f"/>
+          <v:rect id="_x0000_i1096" style="width:0;height:1.5pt" o:hralign="center" o:hrstd="t" o:hr="t" fillcolor="#a0a0a0" stroked="f"/>
         </w:pict>
       </w:r>
     </w:p>
@@ -10772,7 +10770,7 @@
     <w:p>
       <w:r>
         <w:pict w14:anchorId="41C492D5">
-          <v:rect id="_x0000_i1653" style="width:0;height:1.5pt" o:hralign="center" o:hrstd="t" o:hr="t" fillcolor="#a0a0a0" stroked="f"/>
+          <v:rect id="_x0000_i1097" style="width:0;height:1.5pt" o:hralign="center" o:hrstd="t" o:hr="t" fillcolor="#a0a0a0" stroked="f"/>
         </w:pict>
       </w:r>
     </w:p>
@@ -10862,7 +10860,7 @@
     <w:p>
       <w:r>
         <w:pict w14:anchorId="2D41C734">
-          <v:rect id="_x0000_i1654" style="width:0;height:1.5pt" o:hralign="center" o:hrstd="t" o:hr="t" fillcolor="#a0a0a0" stroked="f"/>
+          <v:rect id="_x0000_i1098" style="width:0;height:1.5pt" o:hralign="center" o:hrstd="t" o:hr="t" fillcolor="#a0a0a0" stroked="f"/>
         </w:pict>
       </w:r>
     </w:p>
@@ -10978,7 +10976,7 @@
     <w:p>
       <w:r>
         <w:pict w14:anchorId="7EFCDB49">
-          <v:rect id="_x0000_i1681" style="width:0;height:1.5pt" o:hralign="center" o:hrstd="t" o:hr="t" fillcolor="#a0a0a0" stroked="f"/>
+          <v:rect id="_x0000_i1099" style="width:0;height:1.5pt" o:hralign="center" o:hrstd="t" o:hr="t" fillcolor="#a0a0a0" stroked="f"/>
         </w:pict>
       </w:r>
     </w:p>
@@ -11141,7 +11139,7 @@
     <w:p>
       <w:r>
         <w:pict w14:anchorId="45756E7D">
-          <v:rect id="_x0000_i1682" style="width:0;height:1.5pt" o:hralign="center" o:hrstd="t" o:hr="t" fillcolor="#a0a0a0" stroked="f"/>
+          <v:rect id="_x0000_i1100" style="width:0;height:1.5pt" o:hralign="center" o:hrstd="t" o:hr="t" fillcolor="#a0a0a0" stroked="f"/>
         </w:pict>
       </w:r>
     </w:p>
@@ -11484,7 +11482,7 @@
     <w:p>
       <w:r>
         <w:pict w14:anchorId="68499E61">
-          <v:rect id="_x0000_i1718" style="width:0;height:1.5pt" o:hralign="center" o:hrstd="t" o:hr="t" fillcolor="#a0a0a0" stroked="f"/>
+          <v:rect id="_x0000_i1101" style="width:0;height:1.5pt" o:hralign="center" o:hrstd="t" o:hr="t" fillcolor="#a0a0a0" stroked="f"/>
         </w:pict>
       </w:r>
     </w:p>
@@ -11574,7 +11572,7 @@
     <w:p>
       <w:r>
         <w:pict w14:anchorId="6B4DEAB8">
-          <v:rect id="_x0000_i1719" style="width:0;height:1.5pt" o:hralign="center" o:hrstd="t" o:hr="t" fillcolor="#a0a0a0" stroked="f"/>
+          <v:rect id="_x0000_i1102" style="width:0;height:1.5pt" o:hralign="center" o:hrstd="t" o:hr="t" fillcolor="#a0a0a0" stroked="f"/>
         </w:pict>
       </w:r>
     </w:p>
@@ -11691,7 +11689,7 @@
     <w:p>
       <w:r>
         <w:pict w14:anchorId="27328756">
-          <v:rect id="_x0000_i1720" style="width:0;height:1.5pt" o:hralign="center" o:hrstd="t" o:hr="t" fillcolor="#a0a0a0" stroked="f"/>
+          <v:rect id="_x0000_i1103" style="width:0;height:1.5pt" o:hralign="center" o:hrstd="t" o:hr="t" fillcolor="#a0a0a0" stroked="f"/>
         </w:pict>
       </w:r>
     </w:p>
@@ -11794,7 +11792,7 @@
     <w:p>
       <w:r>
         <w:pict w14:anchorId="587EB6B2">
-          <v:rect id="_x0000_i1721" style="width:0;height:1.5pt" o:hralign="center" o:hrstd="t" o:hr="t" fillcolor="#a0a0a0" stroked="f"/>
+          <v:rect id="_x0000_i1104" style="width:0;height:1.5pt" o:hralign="center" o:hrstd="t" o:hr="t" fillcolor="#a0a0a0" stroked="f"/>
         </w:pict>
       </w:r>
     </w:p>
@@ -11896,7 +11894,7 @@
     <w:p>
       <w:r>
         <w:pict w14:anchorId="1033BD4F">
-          <v:rect id="_x0000_i1722" style="width:0;height:1.5pt" o:hralign="center" o:hrstd="t" o:hr="t" fillcolor="#a0a0a0" stroked="f"/>
+          <v:rect id="_x0000_i1105" style="width:0;height:1.5pt" o:hralign="center" o:hrstd="t" o:hr="t" fillcolor="#a0a0a0" stroked="f"/>
         </w:pict>
       </w:r>
     </w:p>
@@ -12041,7 +12039,7 @@
     <w:p>
       <w:r>
         <w:pict w14:anchorId="73EE8AE2">
-          <v:rect id="_x0000_i1746" style="width:0;height:1.5pt" o:hralign="center" o:hrstd="t" o:hr="t" fillcolor="#a0a0a0" stroked="f"/>
+          <v:rect id="_x0000_i1106" style="width:0;height:1.5pt" o:hralign="center" o:hrstd="t" o:hr="t" fillcolor="#a0a0a0" stroked="f"/>
         </w:pict>
       </w:r>
     </w:p>
@@ -12213,7 +12211,7 @@
     <w:p>
       <w:r>
         <w:pict w14:anchorId="2152F657">
-          <v:rect id="_x0000_i1747" style="width:0;height:1.5pt" o:hralign="center" o:hrstd="t" o:hr="t" fillcolor="#a0a0a0" stroked="f"/>
+          <v:rect id="_x0000_i1107" style="width:0;height:1.5pt" o:hralign="center" o:hrstd="t" o:hr="t" fillcolor="#a0a0a0" stroked="f"/>
         </w:pict>
       </w:r>
     </w:p>
@@ -12475,7 +12473,7 @@
     <w:p>
       <w:r>
         <w:pict w14:anchorId="06C1335D">
-          <v:rect id="_x0000_i1748" style="width:0;height:1.5pt" o:hralign="center" o:hrstd="t" o:hr="t" fillcolor="#a0a0a0" stroked="f"/>
+          <v:rect id="_x0000_i1108" style="width:0;height:1.5pt" o:hralign="center" o:hrstd="t" o:hr="t" fillcolor="#a0a0a0" stroked="f"/>
         </w:pict>
       </w:r>
     </w:p>
@@ -12724,7 +12722,7 @@
     <w:p>
       <w:r>
         <w:pict w14:anchorId="2D9CC19E">
-          <v:rect id="_x0000_i1788" style="width:0;height:1.5pt" o:hralign="center" o:hrstd="t" o:hr="t" fillcolor="#a0a0a0" stroked="f"/>
+          <v:rect id="_x0000_i1109" style="width:0;height:1.5pt" o:hralign="center" o:hrstd="t" o:hr="t" fillcolor="#a0a0a0" stroked="f"/>
         </w:pict>
       </w:r>
     </w:p>
@@ -12791,7 +12789,7 @@
     <w:p>
       <w:r>
         <w:pict w14:anchorId="71BC8524">
-          <v:rect id="_x0000_i1789" style="width:0;height:1.5pt" o:hralign="center" o:hrstd="t" o:hr="t" fillcolor="#a0a0a0" stroked="f"/>
+          <v:rect id="_x0000_i1110" style="width:0;height:1.5pt" o:hralign="center" o:hrstd="t" o:hr="t" fillcolor="#a0a0a0" stroked="f"/>
         </w:pict>
       </w:r>
     </w:p>
@@ -12925,7 +12923,7 @@
     <w:p>
       <w:r>
         <w:pict w14:anchorId="684C9F80">
-          <v:rect id="_x0000_i1790" style="width:0;height:1.5pt" o:hralign="center" o:hrstd="t" o:hr="t" fillcolor="#a0a0a0" stroked="f"/>
+          <v:rect id="_x0000_i1111" style="width:0;height:1.5pt" o:hralign="center" o:hrstd="t" o:hr="t" fillcolor="#a0a0a0" stroked="f"/>
         </w:pict>
       </w:r>
     </w:p>
@@ -12994,7 +12992,7 @@
     <w:p>
       <w:r>
         <w:pict w14:anchorId="5E8FE137">
-          <v:rect id="_x0000_i1791" style="width:0;height:1.5pt" o:hralign="center" o:hrstd="t" o:hr="t" fillcolor="#a0a0a0" stroked="f"/>
+          <v:rect id="_x0000_i1112" style="width:0;height:1.5pt" o:hralign="center" o:hrstd="t" o:hr="t" fillcolor="#a0a0a0" stroked="f"/>
         </w:pict>
       </w:r>
     </w:p>
@@ -13063,7 +13061,7 @@
     <w:p>
       <w:r>
         <w:pict w14:anchorId="50BFF483">
-          <v:rect id="_x0000_i1792" style="width:0;height:1.5pt" o:hralign="center" o:hrstd="t" o:hr="t" fillcolor="#a0a0a0" stroked="f"/>
+          <v:rect id="_x0000_i1113" style="width:0;height:1.5pt" o:hralign="center" o:hrstd="t" o:hr="t" fillcolor="#a0a0a0" stroked="f"/>
         </w:pict>
       </w:r>
     </w:p>
@@ -13165,7 +13163,7 @@
     <w:p>
       <w:r>
         <w:pict w14:anchorId="6F143741">
-          <v:rect id="_x0000_i1793" style="width:0;height:1.5pt" o:hralign="center" o:hrstd="t" o:hr="t" fillcolor="#a0a0a0" stroked="f"/>
+          <v:rect id="_x0000_i1114" style="width:0;height:1.5pt" o:hralign="center" o:hrstd="t" o:hr="t" fillcolor="#a0a0a0" stroked="f"/>
         </w:pict>
       </w:r>
     </w:p>
@@ -13367,13 +13365,182 @@
     </w:tbl>
     <w:p/>
     <w:sectPr>
+      <w:headerReference w:type="even" r:id="rId7"/>
+      <w:headerReference w:type="default" r:id="rId8"/>
+      <w:footerReference w:type="even" r:id="rId9"/>
+      <w:footerReference w:type="default" r:id="rId10"/>
+      <w:headerReference w:type="first" r:id="rId11"/>
+      <w:footerReference w:type="first" r:id="rId12"/>
       <w:pgSz w:w="11906" w:h="16838"/>
       <w:pgMar w:top="1440" w:right="1440" w:bottom="1440" w:left="1440" w:header="708" w:footer="708" w:gutter="0"/>
+      <w:pgBorders w:offsetFrom="page">
+        <w:top w:val="single" w:sz="4" w:space="24" w:color="auto"/>
+        <w:left w:val="single" w:sz="4" w:space="24" w:color="auto"/>
+        <w:bottom w:val="single" w:sz="4" w:space="24" w:color="auto"/>
+        <w:right w:val="single" w:sz="4" w:space="24" w:color="auto"/>
+      </w:pgBorders>
       <w:cols w:space="708"/>
       <w:docGrid w:linePitch="360"/>
     </w:sectPr>
   </w:body>
 </w:document>
+</file>
+
+<file path=word/endnotes.xml><?xml version="1.0" encoding="utf-8"?>
+<w:endnotes xmlns:wpc="http://schemas.microsoft.com/office/word/2010/wordprocessingCanvas" xmlns:cx="http://schemas.microsoft.com/office/drawing/2014/chartex" xmlns:cx1="http://schemas.microsoft.com/office/drawing/2015/9/8/chartex" xmlns:cx2="http://schemas.microsoft.com/office/drawing/2015/10/21/chartex" xmlns:cx3="http://schemas.microsoft.com/office/drawing/2016/5/9/chartex" xmlns:cx4="http://schemas.microsoft.com/office/drawing/2016/5/10/chartex" xmlns:cx5="http://schemas.microsoft.com/office/drawing/2016/5/11/chartex" xmlns:cx6="http://schemas.microsoft.com/office/drawing/2016/5/12/chartex" xmlns:cx7="http://schemas.microsoft.com/office/drawing/2016/5/13/chartex" xmlns:cx8="http://schemas.microsoft.com/office/drawing/2016/5/14/chartex" xmlns:mc="http://schemas.openxmlformats.org/markup-compatibility/2006" xmlns:aink="http://schemas.microsoft.com/office/drawing/2016/ink" xmlns:am3d="http://schemas.microsoft.com/office/drawing/2017/model3d" xmlns:o="urn:schemas-microsoft-com:office:office" xmlns:oel="http://schemas.microsoft.com/office/2019/extlst" xmlns:r="http://schemas.openxmlformats.org/officeDocument/2006/relationships" xmlns:m="http://schemas.openxmlformats.org/officeDocument/2006/math" xmlns:v="urn:schemas-microsoft-com:vml" xmlns:wp14="http://schemas.microsoft.com/office/word/2010/wordprocessingDrawing" xmlns:wp="http://schemas.openxmlformats.org/drawingml/2006/wordprocessingDrawing" xmlns:w10="urn:schemas-microsoft-com:office:word" xmlns:w="http://schemas.openxmlformats.org/wordprocessingml/2006/main" xmlns:w14="http://schemas.microsoft.com/office/word/2010/wordml" xmlns:w15="http://schemas.microsoft.com/office/word/2012/wordml" xmlns:w16cex="http://schemas.microsoft.com/office/word/2018/wordml/cex" xmlns:w16cid="http://schemas.microsoft.com/office/word/2016/wordml/cid" xmlns:w16="http://schemas.microsoft.com/office/word/2018/wordml" xmlns:w16du="http://schemas.microsoft.com/office/word/2023/wordml/word16du" xmlns:w16sdtdh="http://schemas.microsoft.com/office/word/2020/wordml/sdtdatahash" xmlns:w16sdtfl="http://schemas.microsoft.com/office/word/2024/wordml/sdtformatlock" xmlns:w16se="http://schemas.microsoft.com/office/word/2015/wordml/symex" xmlns:wpg="http://schemas.microsoft.com/office/word/2010/wordprocessingGroup" xmlns:wpi="http://schemas.microsoft.com/office/word/2010/wordprocessingInk" xmlns:wne="http://schemas.microsoft.com/office/word/2006/wordml" xmlns:wps="http://schemas.microsoft.com/office/word/2010/wordprocessingShape" mc:Ignorable="w14 w15 w16se w16cid w16 w16cex w16sdtdh w16sdtfl w16du wp14">
+  <w:endnote w:type="separator" w:id="-1">
+    <w:p>
+      <w:pPr>
+        <w:spacing w:after="0" w:line="240" w:lineRule="auto"/>
+      </w:pPr>
+      <w:r>
+        <w:separator/>
+      </w:r>
+    </w:p>
+  </w:endnote>
+  <w:endnote w:type="continuationSeparator" w:id="0">
+    <w:p>
+      <w:pPr>
+        <w:spacing w:after="0" w:line="240" w:lineRule="auto"/>
+      </w:pPr>
+      <w:r>
+        <w:continuationSeparator/>
+      </w:r>
+    </w:p>
+  </w:endnote>
+</w:endnotes>
+</file>
+
+<file path=word/footer1.xml><?xml version="1.0" encoding="utf-8"?>
+<w:ftr xmlns:wpc="http://schemas.microsoft.com/office/word/2010/wordprocessingCanvas" xmlns:cx="http://schemas.microsoft.com/office/drawing/2014/chartex" xmlns:cx1="http://schemas.microsoft.com/office/drawing/2015/9/8/chartex" xmlns:cx2="http://schemas.microsoft.com/office/drawing/2015/10/21/chartex" xmlns:cx3="http://schemas.microsoft.com/office/drawing/2016/5/9/chartex" xmlns:cx4="http://schemas.microsoft.com/office/drawing/2016/5/10/chartex" xmlns:cx5="http://schemas.microsoft.com/office/drawing/2016/5/11/chartex" xmlns:cx6="http://schemas.microsoft.com/office/drawing/2016/5/12/chartex" xmlns:cx7="http://schemas.microsoft.com/office/drawing/2016/5/13/chartex" xmlns:cx8="http://schemas.microsoft.com/office/drawing/2016/5/14/chartex" xmlns:mc="http://schemas.openxmlformats.org/markup-compatibility/2006" xmlns:aink="http://schemas.microsoft.com/office/drawing/2016/ink" xmlns:am3d="http://schemas.microsoft.com/office/drawing/2017/model3d" xmlns:o="urn:schemas-microsoft-com:office:office" xmlns:oel="http://schemas.microsoft.com/office/2019/extlst" xmlns:r="http://schemas.openxmlformats.org/officeDocument/2006/relationships" xmlns:m="http://schemas.openxmlformats.org/officeDocument/2006/math" xmlns:v="urn:schemas-microsoft-com:vml" xmlns:wp14="http://schemas.microsoft.com/office/word/2010/wordprocessingDrawing" xmlns:wp="http://schemas.openxmlformats.org/drawingml/2006/wordprocessingDrawing" xmlns:w10="urn:schemas-microsoft-com:office:word" xmlns:w="http://schemas.openxmlformats.org/wordprocessingml/2006/main" xmlns:w14="http://schemas.microsoft.com/office/word/2010/wordml" xmlns:w15="http://schemas.microsoft.com/office/word/2012/wordml" xmlns:w16cex="http://schemas.microsoft.com/office/word/2018/wordml/cex" xmlns:w16cid="http://schemas.microsoft.com/office/word/2016/wordml/cid" xmlns:w16="http://schemas.microsoft.com/office/word/2018/wordml" xmlns:w16du="http://schemas.microsoft.com/office/word/2023/wordml/word16du" xmlns:w16sdtdh="http://schemas.microsoft.com/office/word/2020/wordml/sdtdatahash" xmlns:w16sdtfl="http://schemas.microsoft.com/office/word/2024/wordml/sdtformatlock" xmlns:w16se="http://schemas.microsoft.com/office/word/2015/wordml/symex" xmlns:wpg="http://schemas.microsoft.com/office/word/2010/wordprocessingGroup" xmlns:wpi="http://schemas.microsoft.com/office/word/2010/wordprocessingInk" xmlns:wne="http://schemas.microsoft.com/office/word/2006/wordml" xmlns:wps="http://schemas.microsoft.com/office/word/2010/wordprocessingShape" mc:Ignorable="w14 w15 w16se w16cid w16 w16cex w16sdtdh w16sdtfl w16du wp14">
+  <w:p>
+    <w:pPr>
+      <w:pStyle w:val="Footer"/>
+    </w:pPr>
+  </w:p>
+</w:ftr>
+</file>
+
+<file path=word/footer2.xml><?xml version="1.0" encoding="utf-8"?>
+<w:ftr xmlns:wpc="http://schemas.microsoft.com/office/word/2010/wordprocessingCanvas" xmlns:cx="http://schemas.microsoft.com/office/drawing/2014/chartex" xmlns:cx1="http://schemas.microsoft.com/office/drawing/2015/9/8/chartex" xmlns:cx2="http://schemas.microsoft.com/office/drawing/2015/10/21/chartex" xmlns:cx3="http://schemas.microsoft.com/office/drawing/2016/5/9/chartex" xmlns:cx4="http://schemas.microsoft.com/office/drawing/2016/5/10/chartex" xmlns:cx5="http://schemas.microsoft.com/office/drawing/2016/5/11/chartex" xmlns:cx6="http://schemas.microsoft.com/office/drawing/2016/5/12/chartex" xmlns:cx7="http://schemas.microsoft.com/office/drawing/2016/5/13/chartex" xmlns:cx8="http://schemas.microsoft.com/office/drawing/2016/5/14/chartex" xmlns:mc="http://schemas.openxmlformats.org/markup-compatibility/2006" xmlns:aink="http://schemas.microsoft.com/office/drawing/2016/ink" xmlns:am3d="http://schemas.microsoft.com/office/drawing/2017/model3d" xmlns:o="urn:schemas-microsoft-com:office:office" xmlns:oel="http://schemas.microsoft.com/office/2019/extlst" xmlns:r="http://schemas.openxmlformats.org/officeDocument/2006/relationships" xmlns:m="http://schemas.openxmlformats.org/officeDocument/2006/math" xmlns:v="urn:schemas-microsoft-com:vml" xmlns:wp14="http://schemas.microsoft.com/office/word/2010/wordprocessingDrawing" xmlns:wp="http://schemas.openxmlformats.org/drawingml/2006/wordprocessingDrawing" xmlns:w10="urn:schemas-microsoft-com:office:word" xmlns:w="http://schemas.openxmlformats.org/wordprocessingml/2006/main" xmlns:w14="http://schemas.microsoft.com/office/word/2010/wordml" xmlns:w15="http://schemas.microsoft.com/office/word/2012/wordml" xmlns:w16cex="http://schemas.microsoft.com/office/word/2018/wordml/cex" xmlns:w16cid="http://schemas.microsoft.com/office/word/2016/wordml/cid" xmlns:w16="http://schemas.microsoft.com/office/word/2018/wordml" xmlns:w16du="http://schemas.microsoft.com/office/word/2023/wordml/word16du" xmlns:w16sdtdh="http://schemas.microsoft.com/office/word/2020/wordml/sdtdatahash" xmlns:w16sdtfl="http://schemas.microsoft.com/office/word/2024/wordml/sdtformatlock" xmlns:w16se="http://schemas.microsoft.com/office/word/2015/wordml/symex" xmlns:wpg="http://schemas.microsoft.com/office/word/2010/wordprocessingGroup" xmlns:wpi="http://schemas.microsoft.com/office/word/2010/wordprocessingInk" xmlns:wne="http://schemas.microsoft.com/office/word/2006/wordml" xmlns:wps="http://schemas.microsoft.com/office/word/2010/wordprocessingShape" mc:Ignorable="w14 w15 w16se w16cid w16 w16cex w16sdtdh w16sdtfl w16du wp14">
+  <w:p>
+    <w:pPr>
+      <w:pStyle w:val="Footer"/>
+    </w:pPr>
+  </w:p>
+</w:ftr>
+</file>
+
+<file path=word/footer3.xml><?xml version="1.0" encoding="utf-8"?>
+<w:ftr xmlns:wpc="http://schemas.microsoft.com/office/word/2010/wordprocessingCanvas" xmlns:cx="http://schemas.microsoft.com/office/drawing/2014/chartex" xmlns:cx1="http://schemas.microsoft.com/office/drawing/2015/9/8/chartex" xmlns:cx2="http://schemas.microsoft.com/office/drawing/2015/10/21/chartex" xmlns:cx3="http://schemas.microsoft.com/office/drawing/2016/5/9/chartex" xmlns:cx4="http://schemas.microsoft.com/office/drawing/2016/5/10/chartex" xmlns:cx5="http://schemas.microsoft.com/office/drawing/2016/5/11/chartex" xmlns:cx6="http://schemas.microsoft.com/office/drawing/2016/5/12/chartex" xmlns:cx7="http://schemas.microsoft.com/office/drawing/2016/5/13/chartex" xmlns:cx8="http://schemas.microsoft.com/office/drawing/2016/5/14/chartex" xmlns:mc="http://schemas.openxmlformats.org/markup-compatibility/2006" xmlns:aink="http://schemas.microsoft.com/office/drawing/2016/ink" xmlns:am3d="http://schemas.microsoft.com/office/drawing/2017/model3d" xmlns:o="urn:schemas-microsoft-com:office:office" xmlns:oel="http://schemas.microsoft.com/office/2019/extlst" xmlns:r="http://schemas.openxmlformats.org/officeDocument/2006/relationships" xmlns:m="http://schemas.openxmlformats.org/officeDocument/2006/math" xmlns:v="urn:schemas-microsoft-com:vml" xmlns:wp14="http://schemas.microsoft.com/office/word/2010/wordprocessingDrawing" xmlns:wp="http://schemas.openxmlformats.org/drawingml/2006/wordprocessingDrawing" xmlns:w10="urn:schemas-microsoft-com:office:word" xmlns:w="http://schemas.openxmlformats.org/wordprocessingml/2006/main" xmlns:w14="http://schemas.microsoft.com/office/word/2010/wordml" xmlns:w15="http://schemas.microsoft.com/office/word/2012/wordml" xmlns:w16cex="http://schemas.microsoft.com/office/word/2018/wordml/cex" xmlns:w16cid="http://schemas.microsoft.com/office/word/2016/wordml/cid" xmlns:w16="http://schemas.microsoft.com/office/word/2018/wordml" xmlns:w16du="http://schemas.microsoft.com/office/word/2023/wordml/word16du" xmlns:w16sdtdh="http://schemas.microsoft.com/office/word/2020/wordml/sdtdatahash" xmlns:w16sdtfl="http://schemas.microsoft.com/office/word/2024/wordml/sdtformatlock" xmlns:w16se="http://schemas.microsoft.com/office/word/2015/wordml/symex" xmlns:wpg="http://schemas.microsoft.com/office/word/2010/wordprocessingGroup" xmlns:wpi="http://schemas.microsoft.com/office/word/2010/wordprocessingInk" xmlns:wne="http://schemas.microsoft.com/office/word/2006/wordml" xmlns:wps="http://schemas.microsoft.com/office/word/2010/wordprocessingShape" mc:Ignorable="w14 w15 w16se w16cid w16 w16cex w16sdtdh w16sdtfl w16du wp14">
+  <w:p>
+    <w:pPr>
+      <w:pStyle w:val="Footer"/>
+    </w:pPr>
+  </w:p>
+</w:ftr>
+</file>
+
+<file path=word/footnotes.xml><?xml version="1.0" encoding="utf-8"?>
+<w:footnotes xmlns:wpc="http://schemas.microsoft.com/office/word/2010/wordprocessingCanvas" xmlns:cx="http://schemas.microsoft.com/office/drawing/2014/chartex" xmlns:cx1="http://schemas.microsoft.com/office/drawing/2015/9/8/chartex" xmlns:cx2="http://schemas.microsoft.com/office/drawing/2015/10/21/chartex" xmlns:cx3="http://schemas.microsoft.com/office/drawing/2016/5/9/chartex" xmlns:cx4="http://schemas.microsoft.com/office/drawing/2016/5/10/chartex" xmlns:cx5="http://schemas.microsoft.com/office/drawing/2016/5/11/chartex" xmlns:cx6="http://schemas.microsoft.com/office/drawing/2016/5/12/chartex" xmlns:cx7="http://schemas.microsoft.com/office/drawing/2016/5/13/chartex" xmlns:cx8="http://schemas.microsoft.com/office/drawing/2016/5/14/chartex" xmlns:mc="http://schemas.openxmlformats.org/markup-compatibility/2006" xmlns:aink="http://schemas.microsoft.com/office/drawing/2016/ink" xmlns:am3d="http://schemas.microsoft.com/office/drawing/2017/model3d" xmlns:o="urn:schemas-microsoft-com:office:office" xmlns:oel="http://schemas.microsoft.com/office/2019/extlst" xmlns:r="http://schemas.openxmlformats.org/officeDocument/2006/relationships" xmlns:m="http://schemas.openxmlformats.org/officeDocument/2006/math" xmlns:v="urn:schemas-microsoft-com:vml" xmlns:wp14="http://schemas.microsoft.com/office/word/2010/wordprocessingDrawing" xmlns:wp="http://schemas.openxmlformats.org/drawingml/2006/wordprocessingDrawing" xmlns:w10="urn:schemas-microsoft-com:office:word" xmlns:w="http://schemas.openxmlformats.org/wordprocessingml/2006/main" xmlns:w14="http://schemas.microsoft.com/office/word/2010/wordml" xmlns:w15="http://schemas.microsoft.com/office/word/2012/wordml" xmlns:w16cex="http://schemas.microsoft.com/office/word/2018/wordml/cex" xmlns:w16cid="http://schemas.microsoft.com/office/word/2016/wordml/cid" xmlns:w16="http://schemas.microsoft.com/office/word/2018/wordml" xmlns:w16du="http://schemas.microsoft.com/office/word/2023/wordml/word16du" xmlns:w16sdtdh="http://schemas.microsoft.com/office/word/2020/wordml/sdtdatahash" xmlns:w16sdtfl="http://schemas.microsoft.com/office/word/2024/wordml/sdtformatlock" xmlns:w16se="http://schemas.microsoft.com/office/word/2015/wordml/symex" xmlns:wpg="http://schemas.microsoft.com/office/word/2010/wordprocessingGroup" xmlns:wpi="http://schemas.microsoft.com/office/word/2010/wordprocessingInk" xmlns:wne="http://schemas.microsoft.com/office/word/2006/wordml" xmlns:wps="http://schemas.microsoft.com/office/word/2010/wordprocessingShape" mc:Ignorable="w14 w15 w16se w16cid w16 w16cex w16sdtdh w16sdtfl w16du wp14">
+  <w:footnote w:type="separator" w:id="-1">
+    <w:p>
+      <w:pPr>
+        <w:spacing w:after="0" w:line="240" w:lineRule="auto"/>
+      </w:pPr>
+      <w:r>
+        <w:separator/>
+      </w:r>
+    </w:p>
+  </w:footnote>
+  <w:footnote w:type="continuationSeparator" w:id="0">
+    <w:p>
+      <w:pPr>
+        <w:spacing w:after="0" w:line="240" w:lineRule="auto"/>
+      </w:pPr>
+      <w:r>
+        <w:continuationSeparator/>
+      </w:r>
+    </w:p>
+  </w:footnote>
+</w:footnotes>
+</file>
+
+<file path=word/header1.xml><?xml version="1.0" encoding="utf-8"?>
+<w:hdr xmlns:wpc="http://schemas.microsoft.com/office/word/2010/wordprocessingCanvas" xmlns:cx="http://schemas.microsoft.com/office/drawing/2014/chartex" xmlns:cx1="http://schemas.microsoft.com/office/drawing/2015/9/8/chartex" xmlns:cx2="http://schemas.microsoft.com/office/drawing/2015/10/21/chartex" xmlns:cx3="http://schemas.microsoft.com/office/drawing/2016/5/9/chartex" xmlns:cx4="http://schemas.microsoft.com/office/drawing/2016/5/10/chartex" xmlns:cx5="http://schemas.microsoft.com/office/drawing/2016/5/11/chartex" xmlns:cx6="http://schemas.microsoft.com/office/drawing/2016/5/12/chartex" xmlns:cx7="http://schemas.microsoft.com/office/drawing/2016/5/13/chartex" xmlns:cx8="http://schemas.microsoft.com/office/drawing/2016/5/14/chartex" xmlns:mc="http://schemas.openxmlformats.org/markup-compatibility/2006" xmlns:aink="http://schemas.microsoft.com/office/drawing/2016/ink" xmlns:am3d="http://schemas.microsoft.com/office/drawing/2017/model3d" xmlns:o="urn:schemas-microsoft-com:office:office" xmlns:oel="http://schemas.microsoft.com/office/2019/extlst" xmlns:r="http://schemas.openxmlformats.org/officeDocument/2006/relationships" xmlns:m="http://schemas.openxmlformats.org/officeDocument/2006/math" xmlns:v="urn:schemas-microsoft-com:vml" xmlns:wp14="http://schemas.microsoft.com/office/word/2010/wordprocessingDrawing" xmlns:wp="http://schemas.openxmlformats.org/drawingml/2006/wordprocessingDrawing" xmlns:w10="urn:schemas-microsoft-com:office:word" xmlns:w="http://schemas.openxmlformats.org/wordprocessingml/2006/main" xmlns:w14="http://schemas.microsoft.com/office/word/2010/wordml" xmlns:w15="http://schemas.microsoft.com/office/word/2012/wordml" xmlns:w16cex="http://schemas.microsoft.com/office/word/2018/wordml/cex" xmlns:w16cid="http://schemas.microsoft.com/office/word/2016/wordml/cid" xmlns:w16="http://schemas.microsoft.com/office/word/2018/wordml" xmlns:w16du="http://schemas.microsoft.com/office/word/2023/wordml/word16du" xmlns:w16sdtdh="http://schemas.microsoft.com/office/word/2020/wordml/sdtdatahash" xmlns:w16sdtfl="http://schemas.microsoft.com/office/word/2024/wordml/sdtformatlock" xmlns:w16se="http://schemas.microsoft.com/office/word/2015/wordml/symex" xmlns:wpg="http://schemas.microsoft.com/office/word/2010/wordprocessingGroup" xmlns:wpi="http://schemas.microsoft.com/office/word/2010/wordprocessingInk" xmlns:wne="http://schemas.microsoft.com/office/word/2006/wordml" xmlns:wps="http://schemas.microsoft.com/office/word/2010/wordprocessingShape" mc:Ignorable="w14 w15 w16se w16cid w16 w16cex w16sdtdh w16sdtfl w16du wp14">
+  <w:p>
+    <w:pPr>
+      <w:pStyle w:val="Header"/>
+    </w:pPr>
+  </w:p>
+</w:hdr>
+</file>
+
+<file path=word/header2.xml><?xml version="1.0" encoding="utf-8"?>
+<w:hdr xmlns:wpc="http://schemas.microsoft.com/office/word/2010/wordprocessingCanvas" xmlns:cx="http://schemas.microsoft.com/office/drawing/2014/chartex" xmlns:cx1="http://schemas.microsoft.com/office/drawing/2015/9/8/chartex" xmlns:cx2="http://schemas.microsoft.com/office/drawing/2015/10/21/chartex" xmlns:cx3="http://schemas.microsoft.com/office/drawing/2016/5/9/chartex" xmlns:cx4="http://schemas.microsoft.com/office/drawing/2016/5/10/chartex" xmlns:cx5="http://schemas.microsoft.com/office/drawing/2016/5/11/chartex" xmlns:cx6="http://schemas.microsoft.com/office/drawing/2016/5/12/chartex" xmlns:cx7="http://schemas.microsoft.com/office/drawing/2016/5/13/chartex" xmlns:cx8="http://schemas.microsoft.com/office/drawing/2016/5/14/chartex" xmlns:mc="http://schemas.openxmlformats.org/markup-compatibility/2006" xmlns:aink="http://schemas.microsoft.com/office/drawing/2016/ink" xmlns:am3d="http://schemas.microsoft.com/office/drawing/2017/model3d" xmlns:o="urn:schemas-microsoft-com:office:office" xmlns:oel="http://schemas.microsoft.com/office/2019/extlst" xmlns:r="http://schemas.openxmlformats.org/officeDocument/2006/relationships" xmlns:m="http://schemas.openxmlformats.org/officeDocument/2006/math" xmlns:v="urn:schemas-microsoft-com:vml" xmlns:wp14="http://schemas.microsoft.com/office/word/2010/wordprocessingDrawing" xmlns:wp="http://schemas.openxmlformats.org/drawingml/2006/wordprocessingDrawing" xmlns:w10="urn:schemas-microsoft-com:office:word" xmlns:w="http://schemas.openxmlformats.org/wordprocessingml/2006/main" xmlns:w14="http://schemas.microsoft.com/office/word/2010/wordml" xmlns:w15="http://schemas.microsoft.com/office/word/2012/wordml" xmlns:w16cex="http://schemas.microsoft.com/office/word/2018/wordml/cex" xmlns:w16cid="http://schemas.microsoft.com/office/word/2016/wordml/cid" xmlns:w16="http://schemas.microsoft.com/office/word/2018/wordml" xmlns:w16du="http://schemas.microsoft.com/office/word/2023/wordml/word16du" xmlns:w16sdtdh="http://schemas.microsoft.com/office/word/2020/wordml/sdtdatahash" xmlns:w16sdtfl="http://schemas.microsoft.com/office/word/2024/wordml/sdtformatlock" xmlns:w16se="http://schemas.microsoft.com/office/word/2015/wordml/symex" xmlns:wpg="http://schemas.microsoft.com/office/word/2010/wordprocessingGroup" xmlns:wpi="http://schemas.microsoft.com/office/word/2010/wordprocessingInk" xmlns:wne="http://schemas.microsoft.com/office/word/2006/wordml" xmlns:wps="http://schemas.microsoft.com/office/word/2010/wordprocessingShape" mc:Ignorable="w14 w15 w16se w16cid w16 w16cex w16sdtdh w16sdtfl w16du wp14">
+  <w:sdt>
+    <w:sdtPr>
+      <w:id w:val="752547727"/>
+      <w:docPartObj>
+        <w:docPartGallery w:val="Watermarks"/>
+        <w:docPartUnique/>
+      </w:docPartObj>
+    </w:sdtPr>
+    <w:sdtContent>
+      <w:p>
+        <w:pPr>
+          <w:pStyle w:val="Header"/>
+        </w:pPr>
+        <w:r>
+          <w:rPr>
+            <w:noProof/>
+          </w:rPr>
+          <w:pict w14:anchorId="1D0B9BA4">
+            <v:shapetype id="_x0000_t136" coordsize="21600,21600" o:spt="136" adj="10800" path="m@7,l@8,m@5,21600l@6,21600e">
+              <v:formulas>
+                <v:f eqn="sum #0 0 10800"/>
+                <v:f eqn="prod #0 2 1"/>
+                <v:f eqn="sum 21600 0 @1"/>
+                <v:f eqn="sum 0 0 @2"/>
+                <v:f eqn="sum 21600 0 @3"/>
+                <v:f eqn="if @0 @3 0"/>
+                <v:f eqn="if @0 21600 @1"/>
+                <v:f eqn="if @0 0 @2"/>
+                <v:f eqn="if @0 @4 21600"/>
+                <v:f eqn="mid @5 @6"/>
+                <v:f eqn="mid @8 @5"/>
+                <v:f eqn="mid @7 @8"/>
+                <v:f eqn="mid @6 @7"/>
+                <v:f eqn="sum @6 0 @5"/>
+              </v:formulas>
+              <v:path textpathok="t" o:connecttype="custom" o:connectlocs="@9,0;@10,10800;@11,21600;@12,10800" o:connectangles="270,180,90,0"/>
+              <v:textpath on="t" fitshape="t"/>
+              <v:handles>
+                <v:h position="#0,bottomRight" xrange="6629,14971"/>
+              </v:handles>
+              <o:lock v:ext="edit" text="t" shapetype="t"/>
+            </v:shapetype>
+            <v:shape id="PowerPlusWaterMarkObject438486" o:spid="_x0000_s1025" type="#_x0000_t136" style="position:absolute;margin-left:0;margin-top:0;width:523.95pt;height:112.25pt;rotation:315;z-index:-251657216;mso-position-horizontal:center;mso-position-horizontal-relative:margin;mso-position-vertical:center;mso-position-vertical-relative:margin" o:allowincell="f" fillcolor="silver" stroked="f">
+              <v:fill opacity=".5"/>
+              <v:textpath style="font-family:&quot;Calibri&quot;;font-size:1pt" string="DhruvPatel16120"/>
+              <w10:wrap anchorx="margin" anchory="margin"/>
+            </v:shape>
+          </w:pict>
+        </w:r>
+      </w:p>
+    </w:sdtContent>
+  </w:sdt>
+</w:hdr>
+</file>
+
+<file path=word/header3.xml><?xml version="1.0" encoding="utf-8"?>
+<w:hdr xmlns:wpc="http://schemas.microsoft.com/office/word/2010/wordprocessingCanvas" xmlns:cx="http://schemas.microsoft.com/office/drawing/2014/chartex" xmlns:cx1="http://schemas.microsoft.com/office/drawing/2015/9/8/chartex" xmlns:cx2="http://schemas.microsoft.com/office/drawing/2015/10/21/chartex" xmlns:cx3="http://schemas.microsoft.com/office/drawing/2016/5/9/chartex" xmlns:cx4="http://schemas.microsoft.com/office/drawing/2016/5/10/chartex" xmlns:cx5="http://schemas.microsoft.com/office/drawing/2016/5/11/chartex" xmlns:cx6="http://schemas.microsoft.com/office/drawing/2016/5/12/chartex" xmlns:cx7="http://schemas.microsoft.com/office/drawing/2016/5/13/chartex" xmlns:cx8="http://schemas.microsoft.com/office/drawing/2016/5/14/chartex" xmlns:mc="http://schemas.openxmlformats.org/markup-compatibility/2006" xmlns:aink="http://schemas.microsoft.com/office/drawing/2016/ink" xmlns:am3d="http://schemas.microsoft.com/office/drawing/2017/model3d" xmlns:o="urn:schemas-microsoft-com:office:office" xmlns:oel="http://schemas.microsoft.com/office/2019/extlst" xmlns:r="http://schemas.openxmlformats.org/officeDocument/2006/relationships" xmlns:m="http://schemas.openxmlformats.org/officeDocument/2006/math" xmlns:v="urn:schemas-microsoft-com:vml" xmlns:wp14="http://schemas.microsoft.com/office/word/2010/wordprocessingDrawing" xmlns:wp="http://schemas.openxmlformats.org/drawingml/2006/wordprocessingDrawing" xmlns:w10="urn:schemas-microsoft-com:office:word" xmlns:w="http://schemas.openxmlformats.org/wordprocessingml/2006/main" xmlns:w14="http://schemas.microsoft.com/office/word/2010/wordml" xmlns:w15="http://schemas.microsoft.com/office/word/2012/wordml" xmlns:w16cex="http://schemas.microsoft.com/office/word/2018/wordml/cex" xmlns:w16cid="http://schemas.microsoft.com/office/word/2016/wordml/cid" xmlns:w16="http://schemas.microsoft.com/office/word/2018/wordml" xmlns:w16du="http://schemas.microsoft.com/office/word/2023/wordml/word16du" xmlns:w16sdtdh="http://schemas.microsoft.com/office/word/2020/wordml/sdtdatahash" xmlns:w16sdtfl="http://schemas.microsoft.com/office/word/2024/wordml/sdtformatlock" xmlns:w16se="http://schemas.microsoft.com/office/word/2015/wordml/symex" xmlns:wpg="http://schemas.microsoft.com/office/word/2010/wordprocessingGroup" xmlns:wpi="http://schemas.microsoft.com/office/word/2010/wordprocessingInk" xmlns:wne="http://schemas.microsoft.com/office/word/2006/wordml" xmlns:wps="http://schemas.microsoft.com/office/word/2010/wordprocessingShape" mc:Ignorable="w14 w15 w16se w16cid w16 w16cex w16sdtdh w16sdtfl w16du wp14">
+  <w:p>
+    <w:pPr>
+      <w:pStyle w:val="Header"/>
+    </w:pPr>
+  </w:p>
+</w:hdr>
 </file>
 
 <file path=word/numbering.xml><?xml version="1.0" encoding="utf-8"?>
@@ -29032,6 +29199,7 @@
   <w:style w:type="character" w:default="1" w:styleId="DefaultParagraphFont">
     <w:name w:val="Default Paragraph Font"/>
     <w:uiPriority w:val="1"/>
+    <w:semiHidden/>
     <w:unhideWhenUsed/>
   </w:style>
   <w:style w:type="table" w:default="1" w:styleId="TableNormal">
@@ -29448,6 +29616,50 @@
       </w:tcPr>
     </w:tblStylePr>
   </w:style>
+  <w:style w:type="paragraph" w:styleId="Header">
+    <w:name w:val="header"/>
+    <w:basedOn w:val="Normal"/>
+    <w:link w:val="HeaderChar"/>
+    <w:uiPriority w:val="99"/>
+    <w:unhideWhenUsed/>
+    <w:rsid w:val="00706788"/>
+    <w:pPr>
+      <w:tabs>
+        <w:tab w:val="center" w:pos="4513"/>
+        <w:tab w:val="right" w:pos="9026"/>
+      </w:tabs>
+      <w:spacing w:after="0" w:line="240" w:lineRule="auto"/>
+    </w:pPr>
+  </w:style>
+  <w:style w:type="character" w:customStyle="1" w:styleId="HeaderChar">
+    <w:name w:val="Header Char"/>
+    <w:basedOn w:val="DefaultParagraphFont"/>
+    <w:link w:val="Header"/>
+    <w:uiPriority w:val="99"/>
+    <w:rsid w:val="00706788"/>
+  </w:style>
+  <w:style w:type="paragraph" w:styleId="Footer">
+    <w:name w:val="footer"/>
+    <w:basedOn w:val="Normal"/>
+    <w:link w:val="FooterChar"/>
+    <w:uiPriority w:val="99"/>
+    <w:unhideWhenUsed/>
+    <w:rsid w:val="00706788"/>
+    <w:pPr>
+      <w:tabs>
+        <w:tab w:val="center" w:pos="4513"/>
+        <w:tab w:val="right" w:pos="9026"/>
+      </w:tabs>
+      <w:spacing w:after="0" w:line="240" w:lineRule="auto"/>
+    </w:pPr>
+  </w:style>
+  <w:style w:type="character" w:customStyle="1" w:styleId="FooterChar">
+    <w:name w:val="Footer Char"/>
+    <w:basedOn w:val="DefaultParagraphFont"/>
+    <w:link w:val="Footer"/>
+    <w:uiPriority w:val="99"/>
+    <w:rsid w:val="00706788"/>
+  </w:style>
 </w:styles>
 </file>
 
